--- a/riset-lanjutan/laporan/contoh_laporan_tumpahan.docx
+++ b/riset-lanjutan/laporan/contoh_laporan_tumpahan.docx
@@ -17,7 +17,7 @@
           <w:i w:val="0"/>
           <w:sz w:val="19"/>
         </w:rPr>
-        <w:t>Disusun oleh Ade Rizky Darmawan · wewamazing41@gmail.com · 17 Oktober 2026</w:t>
+        <w:t>Disusun oleh Ade Rizky Darmawan · linkedin.com/in/aderizkydarmawan · 17 Oktober 2026</w:t>
       </w:r>
     </w:p>
     <w:p>
